--- a/src/assets/contrato-template.docx
+++ b/src/assets/contrato-template.docx
@@ -1,6 +1,6 @@
 
 <file path=word/document.xml><?xml version="1.0" encoding="utf-8"?>
-<w:document xmlns:wpc="http://schemas.microsoft.com/office/word/2010/wordprocessingCanvas" xmlns:cx="http://schemas.microsoft.com/office/drawing/2014/chartex" xmlns:cx1="http://schemas.microsoft.com/office/drawing/2015/9/8/chartex" xmlns:cx2="http://schemas.microsoft.com/office/drawing/2015/10/21/chartex" xmlns:cx3="http://schemas.microsoft.com/office/drawing/2016/5/9/chartex" xmlns:cx4="http://schemas.microsoft.com/office/drawing/2016/5/10/chartex" xmlns:cx5="http://schemas.microsoft.com/office/drawing/2016/5/11/chartex" xmlns:cx6="http://schemas.microsoft.com/office/drawing/2016/5/12/chartex" xmlns:cx7="http://schemas.microsoft.com/office/drawing/2016/5/13/chartex" xmlns:cx8="http://schemas.microsoft.com/office/drawing/2016/5/14/chartex" xmlns:mc="http://schemas.openxmlformats.org/markup-compatibility/2006" xmlns:aink="http://schemas.microsoft.com/office/drawing/2016/ink" xmlns:am3d="http://schemas.microsoft.com/office/drawing/2017/model3d" xmlns:o="urn:schemas-microsoft-com:office:office" xmlns:r="http://schemas.openxmlformats.org/officeDocument/2006/relationships" xmlns:m="http://schemas.openxmlformats.org/officeDocument/2006/math" xmlns:v="urn:schemas-microsoft-com:vml" xmlns:wp14="http://schemas.microsoft.com/office/word/2010/wordprocessingDrawing" xmlns:wp="http://schemas.openxmlformats.org/drawingml/2006/wordprocessingDrawing" xmlns:w10="urn:schemas-microsoft-com:office:word" xmlns:w="http://schemas.openxmlformats.org/wordprocessingml/2006/main" xmlns:w14="http://schemas.microsoft.com/office/word/2010/wordml" xmlns:w15="http://schemas.microsoft.com/office/word/2012/wordml" xmlns:w16cex="http://schemas.microsoft.com/office/word/2018/wordml/cex" xmlns:w16cid="http://schemas.microsoft.com/office/word/2016/wordml/cid" xmlns:w16="http://schemas.microsoft.com/office/word/2018/wordml" xmlns:w16sdtdh="http://schemas.microsoft.com/office/word/2020/wordml/sdtdatahash" xmlns:w16se="http://schemas.microsoft.com/office/word/2015/wordml/symex" xmlns:wpg="http://schemas.microsoft.com/office/word/2010/wordprocessingGroup" xmlns:wpi="http://schemas.microsoft.com/office/word/2010/wordprocessingInk" xmlns:wne="http://schemas.microsoft.com/office/word/2006/wordml" xmlns:wps="http://schemas.microsoft.com/office/word/2010/wordprocessingShape" mc:Ignorable="w14 w15 w16se w16cid w16 w16cex w16sdtdh wp14">
+<w:document xmlns:wpc="http://schemas.microsoft.com/office/word/2010/wordprocessingCanvas" xmlns:cx="http://schemas.microsoft.com/office/drawing/2014/chartex" xmlns:cx1="http://schemas.microsoft.com/office/drawing/2015/9/8/chartex" xmlns:cx2="http://schemas.microsoft.com/office/drawing/2015/10/21/chartex" xmlns:cx3="http://schemas.microsoft.com/office/drawing/2016/5/9/chartex" xmlns:cx4="http://schemas.microsoft.com/office/drawing/2016/5/10/chartex" xmlns:cx5="http://schemas.microsoft.com/office/drawing/2016/5/11/chartex" xmlns:cx6="http://schemas.microsoft.com/office/drawing/2016/5/12/chartex" xmlns:cx7="http://schemas.microsoft.com/office/drawing/2016/5/13/chartex" xmlns:cx8="http://schemas.microsoft.com/office/drawing/2016/5/14/chartex" xmlns:mc="http://schemas.openxmlformats.org/markup-compatibility/2006" xmlns:aink="http://schemas.microsoft.com/office/drawing/2016/ink" xmlns:am3d="http://schemas.microsoft.com/office/drawing/2017/model3d" xmlns:o="urn:schemas-microsoft-com:office:office" xmlns:oel="http://schemas.microsoft.com/office/2019/extlst" xmlns:r="http://schemas.openxmlformats.org/officeDocument/2006/relationships" xmlns:m="http://schemas.openxmlformats.org/officeDocument/2006/math" xmlns:v="urn:schemas-microsoft-com:vml" xmlns:wp14="http://schemas.microsoft.com/office/word/2010/wordprocessingDrawing" xmlns:wp="http://schemas.openxmlformats.org/drawingml/2006/wordprocessingDrawing" xmlns:w10="urn:schemas-microsoft-com:office:word" xmlns:w="http://schemas.openxmlformats.org/wordprocessingml/2006/main" xmlns:w14="http://schemas.microsoft.com/office/word/2010/wordml" xmlns:w15="http://schemas.microsoft.com/office/word/2012/wordml" xmlns:w16cex="http://schemas.microsoft.com/office/word/2018/wordml/cex" xmlns:w16cid="http://schemas.microsoft.com/office/word/2016/wordml/cid" xmlns:w16="http://schemas.microsoft.com/office/word/2018/wordml" xmlns:w16du="http://schemas.microsoft.com/office/word/2023/wordml/word16du" xmlns:w16sdtdh="http://schemas.microsoft.com/office/word/2020/wordml/sdtdatahash" xmlns:w16sdtfl="http://schemas.microsoft.com/office/word/2024/wordml/sdtformatlock" xmlns:w16se="http://schemas.microsoft.com/office/word/2015/wordml/symex" xmlns:wpg="http://schemas.microsoft.com/office/word/2010/wordprocessingGroup" xmlns:wpi="http://schemas.microsoft.com/office/word/2010/wordprocessingInk" xmlns:wne="http://schemas.microsoft.com/office/word/2006/wordml" xmlns:wps="http://schemas.microsoft.com/office/word/2010/wordprocessingShape" mc:Ignorable="w14 w15 w16se w16cid w16 w16cex w16sdtdh w16sdtfl w16du wp14">
   <w:body>
     <w:p>
       <w:pPr>
@@ -317,15 +317,11 @@
         <w:rPr>
           <w:i/>
           <w:iCs/>
-          <w:lang w:val="es-ES"/>
-        </w:rPr>
-        <w:t xml:space="preserve">----------------  </w:t>
-      </w:r>
-      <w:r>
-        <w:rPr>
-          <w:lang w:val="es-ES"/>
-        </w:rPr>
-        <w:t>identificado</w:t>
+          <w:sz w:val="18"/>
+          <w:szCs w:val="18"/>
+          <w:lang w:val="es-ES"/>
+        </w:rPr>
+        <w:t>---------------- identificado</w:t>
       </w:r>
       <w:r>
         <w:rPr>
@@ -2715,6 +2711,7 @@
           <w:szCs w:val="18"/>
           <w:lang w:val="es-ES"/>
         </w:rPr>
+        <w:lastRenderedPageBreak/>
         <w:t>CUARTA: RESPONSABILIDAD POR DAÑOS Y REPARACIONES</w:t>
       </w:r>
     </w:p>
@@ -3824,12 +3821,24 @@
           <w:szCs w:val="36"/>
         </w:rPr>
       </w:pPr>
-      <w:r>
+    </w:p>
+    <w:p>
+      <w:pPr>
+        <w:pStyle w:val="Sinespaciado"/>
+        <w:jc w:val="center"/>
         <w:rPr>
           <w:b/>
           <w:sz w:val="36"/>
           <w:szCs w:val="36"/>
         </w:rPr>
+      </w:pPr>
+      <w:r>
+        <w:rPr>
+          <w:b/>
+          <w:sz w:val="36"/>
+          <w:szCs w:val="36"/>
+        </w:rPr>
+        <w:lastRenderedPageBreak/>
         <w:t>INVENTARIO</w:t>
       </w:r>
     </w:p>
@@ -6242,7 +6251,7 @@
 </file>
 
 <file path=word/endnotes.xml><?xml version="1.0" encoding="utf-8"?>
-<w:endnotes xmlns:wpc="http://schemas.microsoft.com/office/word/2010/wordprocessingCanvas" xmlns:cx="http://schemas.microsoft.com/office/drawing/2014/chartex" xmlns:cx1="http://schemas.microsoft.com/office/drawing/2015/9/8/chartex" xmlns:cx2="http://schemas.microsoft.com/office/drawing/2015/10/21/chartex" xmlns:cx3="http://schemas.microsoft.com/office/drawing/2016/5/9/chartex" xmlns:cx4="http://schemas.microsoft.com/office/drawing/2016/5/10/chartex" xmlns:cx5="http://schemas.microsoft.com/office/drawing/2016/5/11/chartex" xmlns:cx6="http://schemas.microsoft.com/office/drawing/2016/5/12/chartex" xmlns:cx7="http://schemas.microsoft.com/office/drawing/2016/5/13/chartex" xmlns:cx8="http://schemas.microsoft.com/office/drawing/2016/5/14/chartex" xmlns:mc="http://schemas.openxmlformats.org/markup-compatibility/2006" xmlns:aink="http://schemas.microsoft.com/office/drawing/2016/ink" xmlns:am3d="http://schemas.microsoft.com/office/drawing/2017/model3d" xmlns:o="urn:schemas-microsoft-com:office:office" xmlns:r="http://schemas.openxmlformats.org/officeDocument/2006/relationships" xmlns:m="http://schemas.openxmlformats.org/officeDocument/2006/math" xmlns:v="urn:schemas-microsoft-com:vml" xmlns:wp14="http://schemas.microsoft.com/office/word/2010/wordprocessingDrawing" xmlns:wp="http://schemas.openxmlformats.org/drawingml/2006/wordprocessingDrawing" xmlns:w10="urn:schemas-microsoft-com:office:word" xmlns:w="http://schemas.openxmlformats.org/wordprocessingml/2006/main" xmlns:w14="http://schemas.microsoft.com/office/word/2010/wordml" xmlns:w15="http://schemas.microsoft.com/office/word/2012/wordml" xmlns:w16cex="http://schemas.microsoft.com/office/word/2018/wordml/cex" xmlns:w16cid="http://schemas.microsoft.com/office/word/2016/wordml/cid" xmlns:w16="http://schemas.microsoft.com/office/word/2018/wordml" xmlns:w16sdtdh="http://schemas.microsoft.com/office/word/2020/wordml/sdtdatahash" xmlns:w16se="http://schemas.microsoft.com/office/word/2015/wordml/symex" xmlns:wpg="http://schemas.microsoft.com/office/word/2010/wordprocessingGroup" xmlns:wpi="http://schemas.microsoft.com/office/word/2010/wordprocessingInk" xmlns:wne="http://schemas.microsoft.com/office/word/2006/wordml" xmlns:wps="http://schemas.microsoft.com/office/word/2010/wordprocessingShape" mc:Ignorable="w14 w15 w16se w16cid w16 w16cex w16sdtdh wp14">
+<w:endnotes xmlns:wpc="http://schemas.microsoft.com/office/word/2010/wordprocessingCanvas" xmlns:cx="http://schemas.microsoft.com/office/drawing/2014/chartex" xmlns:cx1="http://schemas.microsoft.com/office/drawing/2015/9/8/chartex" xmlns:cx2="http://schemas.microsoft.com/office/drawing/2015/10/21/chartex" xmlns:cx3="http://schemas.microsoft.com/office/drawing/2016/5/9/chartex" xmlns:cx4="http://schemas.microsoft.com/office/drawing/2016/5/10/chartex" xmlns:cx5="http://schemas.microsoft.com/office/drawing/2016/5/11/chartex" xmlns:cx6="http://schemas.microsoft.com/office/drawing/2016/5/12/chartex" xmlns:cx7="http://schemas.microsoft.com/office/drawing/2016/5/13/chartex" xmlns:cx8="http://schemas.microsoft.com/office/drawing/2016/5/14/chartex" xmlns:mc="http://schemas.openxmlformats.org/markup-compatibility/2006" xmlns:aink="http://schemas.microsoft.com/office/drawing/2016/ink" xmlns:am3d="http://schemas.microsoft.com/office/drawing/2017/model3d" xmlns:o="urn:schemas-microsoft-com:office:office" xmlns:oel="http://schemas.microsoft.com/office/2019/extlst" xmlns:r="http://schemas.openxmlformats.org/officeDocument/2006/relationships" xmlns:m="http://schemas.openxmlformats.org/officeDocument/2006/math" xmlns:v="urn:schemas-microsoft-com:vml" xmlns:wp14="http://schemas.microsoft.com/office/word/2010/wordprocessingDrawing" xmlns:wp="http://schemas.openxmlformats.org/drawingml/2006/wordprocessingDrawing" xmlns:w10="urn:schemas-microsoft-com:office:word" xmlns:w="http://schemas.openxmlformats.org/wordprocessingml/2006/main" xmlns:w14="http://schemas.microsoft.com/office/word/2010/wordml" xmlns:w15="http://schemas.microsoft.com/office/word/2012/wordml" xmlns:w16cex="http://schemas.microsoft.com/office/word/2018/wordml/cex" xmlns:w16cid="http://schemas.microsoft.com/office/word/2016/wordml/cid" xmlns:w16="http://schemas.microsoft.com/office/word/2018/wordml" xmlns:w16du="http://schemas.microsoft.com/office/word/2023/wordml/word16du" xmlns:w16sdtdh="http://schemas.microsoft.com/office/word/2020/wordml/sdtdatahash" xmlns:w16sdtfl="http://schemas.microsoft.com/office/word/2024/wordml/sdtformatlock" xmlns:w16se="http://schemas.microsoft.com/office/word/2015/wordml/symex" xmlns:wpg="http://schemas.microsoft.com/office/word/2010/wordprocessingGroup" xmlns:wpi="http://schemas.microsoft.com/office/word/2010/wordprocessingInk" xmlns:wne="http://schemas.microsoft.com/office/word/2006/wordml" xmlns:wps="http://schemas.microsoft.com/office/word/2010/wordprocessingShape" mc:Ignorable="w14 w15 w16se w16cid w16 w16cex w16sdtdh w16sdtfl w16du wp14">
   <w:endnote w:type="separator" w:id="-1">
     <w:p>
       <w:pPr>
@@ -6267,7 +6276,7 @@
 </file>
 
 <file path=word/footer1.xml><?xml version="1.0" encoding="utf-8"?>
-<w:ftr xmlns:wpc="http://schemas.microsoft.com/office/word/2010/wordprocessingCanvas" xmlns:cx="http://schemas.microsoft.com/office/drawing/2014/chartex" xmlns:cx1="http://schemas.microsoft.com/office/drawing/2015/9/8/chartex" xmlns:cx2="http://schemas.microsoft.com/office/drawing/2015/10/21/chartex" xmlns:cx3="http://schemas.microsoft.com/office/drawing/2016/5/9/chartex" xmlns:cx4="http://schemas.microsoft.com/office/drawing/2016/5/10/chartex" xmlns:cx5="http://schemas.microsoft.com/office/drawing/2016/5/11/chartex" xmlns:cx6="http://schemas.microsoft.com/office/drawing/2016/5/12/chartex" xmlns:cx7="http://schemas.microsoft.com/office/drawing/2016/5/13/chartex" xmlns:cx8="http://schemas.microsoft.com/office/drawing/2016/5/14/chartex" xmlns:mc="http://schemas.openxmlformats.org/markup-compatibility/2006" xmlns:aink="http://schemas.microsoft.com/office/drawing/2016/ink" xmlns:am3d="http://schemas.microsoft.com/office/drawing/2017/model3d" xmlns:o="urn:schemas-microsoft-com:office:office" xmlns:r="http://schemas.openxmlformats.org/officeDocument/2006/relationships" xmlns:m="http://schemas.openxmlformats.org/officeDocument/2006/math" xmlns:v="urn:schemas-microsoft-com:vml" xmlns:wp14="http://schemas.microsoft.com/office/word/2010/wordprocessingDrawing" xmlns:wp="http://schemas.openxmlformats.org/drawingml/2006/wordprocessingDrawing" xmlns:w10="urn:schemas-microsoft-com:office:word" xmlns:w="http://schemas.openxmlformats.org/wordprocessingml/2006/main" xmlns:w14="http://schemas.microsoft.com/office/word/2010/wordml" xmlns:w15="http://schemas.microsoft.com/office/word/2012/wordml" xmlns:w16cex="http://schemas.microsoft.com/office/word/2018/wordml/cex" xmlns:w16cid="http://schemas.microsoft.com/office/word/2016/wordml/cid" xmlns:w16="http://schemas.microsoft.com/office/word/2018/wordml" xmlns:w16sdtdh="http://schemas.microsoft.com/office/word/2020/wordml/sdtdatahash" xmlns:w16se="http://schemas.microsoft.com/office/word/2015/wordml/symex" xmlns:wpg="http://schemas.microsoft.com/office/word/2010/wordprocessingGroup" xmlns:wpi="http://schemas.microsoft.com/office/word/2010/wordprocessingInk" xmlns:wne="http://schemas.microsoft.com/office/word/2006/wordml" xmlns:wps="http://schemas.microsoft.com/office/word/2010/wordprocessingShape" mc:Ignorable="w14 w15 w16se w16cid w16 w16cex w16sdtdh wp14">
+<w:ftr xmlns:wpc="http://schemas.microsoft.com/office/word/2010/wordprocessingCanvas" xmlns:cx="http://schemas.microsoft.com/office/drawing/2014/chartex" xmlns:cx1="http://schemas.microsoft.com/office/drawing/2015/9/8/chartex" xmlns:cx2="http://schemas.microsoft.com/office/drawing/2015/10/21/chartex" xmlns:cx3="http://schemas.microsoft.com/office/drawing/2016/5/9/chartex" xmlns:cx4="http://schemas.microsoft.com/office/drawing/2016/5/10/chartex" xmlns:cx5="http://schemas.microsoft.com/office/drawing/2016/5/11/chartex" xmlns:cx6="http://schemas.microsoft.com/office/drawing/2016/5/12/chartex" xmlns:cx7="http://schemas.microsoft.com/office/drawing/2016/5/13/chartex" xmlns:cx8="http://schemas.microsoft.com/office/drawing/2016/5/14/chartex" xmlns:mc="http://schemas.openxmlformats.org/markup-compatibility/2006" xmlns:aink="http://schemas.microsoft.com/office/drawing/2016/ink" xmlns:am3d="http://schemas.microsoft.com/office/drawing/2017/model3d" xmlns:o="urn:schemas-microsoft-com:office:office" xmlns:oel="http://schemas.microsoft.com/office/2019/extlst" xmlns:r="http://schemas.openxmlformats.org/officeDocument/2006/relationships" xmlns:m="http://schemas.openxmlformats.org/officeDocument/2006/math" xmlns:v="urn:schemas-microsoft-com:vml" xmlns:wp14="http://schemas.microsoft.com/office/word/2010/wordprocessingDrawing" xmlns:wp="http://schemas.openxmlformats.org/drawingml/2006/wordprocessingDrawing" xmlns:w10="urn:schemas-microsoft-com:office:word" xmlns:w="http://schemas.openxmlformats.org/wordprocessingml/2006/main" xmlns:w14="http://schemas.microsoft.com/office/word/2010/wordml" xmlns:w15="http://schemas.microsoft.com/office/word/2012/wordml" xmlns:w16cex="http://schemas.microsoft.com/office/word/2018/wordml/cex" xmlns:w16cid="http://schemas.microsoft.com/office/word/2016/wordml/cid" xmlns:w16="http://schemas.microsoft.com/office/word/2018/wordml" xmlns:w16du="http://schemas.microsoft.com/office/word/2023/wordml/word16du" xmlns:w16sdtdh="http://schemas.microsoft.com/office/word/2020/wordml/sdtdatahash" xmlns:w16sdtfl="http://schemas.microsoft.com/office/word/2024/wordml/sdtformatlock" xmlns:w16se="http://schemas.microsoft.com/office/word/2015/wordml/symex" xmlns:wpg="http://schemas.microsoft.com/office/word/2010/wordprocessingGroup" xmlns:wpi="http://schemas.microsoft.com/office/word/2010/wordprocessingInk" xmlns:wne="http://schemas.microsoft.com/office/word/2006/wordml" xmlns:wps="http://schemas.microsoft.com/office/word/2010/wordprocessingShape" mc:Ignorable="w14 w15 w16se w16cid w16 w16cex w16sdtdh w16sdtfl w16du wp14">
   <w:p>
     <w:pPr>
       <w:pStyle w:val="Piedepgina"/>
@@ -6327,7 +6336,7 @@
 </file>
 
 <file path=word/footnotes.xml><?xml version="1.0" encoding="utf-8"?>
-<w:footnotes xmlns:wpc="http://schemas.microsoft.com/office/word/2010/wordprocessingCanvas" xmlns:cx="http://schemas.microsoft.com/office/drawing/2014/chartex" xmlns:cx1="http://schemas.microsoft.com/office/drawing/2015/9/8/chartex" xmlns:cx2="http://schemas.microsoft.com/office/drawing/2015/10/21/chartex" xmlns:cx3="http://schemas.microsoft.com/office/drawing/2016/5/9/chartex" xmlns:cx4="http://schemas.microsoft.com/office/drawing/2016/5/10/chartex" xmlns:cx5="http://schemas.microsoft.com/office/drawing/2016/5/11/chartex" xmlns:cx6="http://schemas.microsoft.com/office/drawing/2016/5/12/chartex" xmlns:cx7="http://schemas.microsoft.com/office/drawing/2016/5/13/chartex" xmlns:cx8="http://schemas.microsoft.com/office/drawing/2016/5/14/chartex" xmlns:mc="http://schemas.openxmlformats.org/markup-compatibility/2006" xmlns:aink="http://schemas.microsoft.com/office/drawing/2016/ink" xmlns:am3d="http://schemas.microsoft.com/office/drawing/2017/model3d" xmlns:o="urn:schemas-microsoft-com:office:office" xmlns:r="http://schemas.openxmlformats.org/officeDocument/2006/relationships" xmlns:m="http://schemas.openxmlformats.org/officeDocument/2006/math" xmlns:v="urn:schemas-microsoft-com:vml" xmlns:wp14="http://schemas.microsoft.com/office/word/2010/wordprocessingDrawing" xmlns:wp="http://schemas.openxmlformats.org/drawingml/2006/wordprocessingDrawing" xmlns:w10="urn:schemas-microsoft-com:office:word" xmlns:w="http://schemas.openxmlformats.org/wordprocessingml/2006/main" xmlns:w14="http://schemas.microsoft.com/office/word/2010/wordml" xmlns:w15="http://schemas.microsoft.com/office/word/2012/wordml" xmlns:w16cex="http://schemas.microsoft.com/office/word/2018/wordml/cex" xmlns:w16cid="http://schemas.microsoft.com/office/word/2016/wordml/cid" xmlns:w16="http://schemas.microsoft.com/office/word/2018/wordml" xmlns:w16sdtdh="http://schemas.microsoft.com/office/word/2020/wordml/sdtdatahash" xmlns:w16se="http://schemas.microsoft.com/office/word/2015/wordml/symex" xmlns:wpg="http://schemas.microsoft.com/office/word/2010/wordprocessingGroup" xmlns:wpi="http://schemas.microsoft.com/office/word/2010/wordprocessingInk" xmlns:wne="http://schemas.microsoft.com/office/word/2006/wordml" xmlns:wps="http://schemas.microsoft.com/office/word/2010/wordprocessingShape" mc:Ignorable="w14 w15 w16se w16cid w16 w16cex w16sdtdh wp14">
+<w:footnotes xmlns:wpc="http://schemas.microsoft.com/office/word/2010/wordprocessingCanvas" xmlns:cx="http://schemas.microsoft.com/office/drawing/2014/chartex" xmlns:cx1="http://schemas.microsoft.com/office/drawing/2015/9/8/chartex" xmlns:cx2="http://schemas.microsoft.com/office/drawing/2015/10/21/chartex" xmlns:cx3="http://schemas.microsoft.com/office/drawing/2016/5/9/chartex" xmlns:cx4="http://schemas.microsoft.com/office/drawing/2016/5/10/chartex" xmlns:cx5="http://schemas.microsoft.com/office/drawing/2016/5/11/chartex" xmlns:cx6="http://schemas.microsoft.com/office/drawing/2016/5/12/chartex" xmlns:cx7="http://schemas.microsoft.com/office/drawing/2016/5/13/chartex" xmlns:cx8="http://schemas.microsoft.com/office/drawing/2016/5/14/chartex" xmlns:mc="http://schemas.openxmlformats.org/markup-compatibility/2006" xmlns:aink="http://schemas.microsoft.com/office/drawing/2016/ink" xmlns:am3d="http://schemas.microsoft.com/office/drawing/2017/model3d" xmlns:o="urn:schemas-microsoft-com:office:office" xmlns:oel="http://schemas.microsoft.com/office/2019/extlst" xmlns:r="http://schemas.openxmlformats.org/officeDocument/2006/relationships" xmlns:m="http://schemas.openxmlformats.org/officeDocument/2006/math" xmlns:v="urn:schemas-microsoft-com:vml" xmlns:wp14="http://schemas.microsoft.com/office/word/2010/wordprocessingDrawing" xmlns:wp="http://schemas.openxmlformats.org/drawingml/2006/wordprocessingDrawing" xmlns:w10="urn:schemas-microsoft-com:office:word" xmlns:w="http://schemas.openxmlformats.org/wordprocessingml/2006/main" xmlns:w14="http://schemas.microsoft.com/office/word/2010/wordml" xmlns:w15="http://schemas.microsoft.com/office/word/2012/wordml" xmlns:w16cex="http://schemas.microsoft.com/office/word/2018/wordml/cex" xmlns:w16cid="http://schemas.microsoft.com/office/word/2016/wordml/cid" xmlns:w16="http://schemas.microsoft.com/office/word/2018/wordml" xmlns:w16du="http://schemas.microsoft.com/office/word/2023/wordml/word16du" xmlns:w16sdtdh="http://schemas.microsoft.com/office/word/2020/wordml/sdtdatahash" xmlns:w16sdtfl="http://schemas.microsoft.com/office/word/2024/wordml/sdtformatlock" xmlns:w16se="http://schemas.microsoft.com/office/word/2015/wordml/symex" xmlns:wpg="http://schemas.microsoft.com/office/word/2010/wordprocessingGroup" xmlns:wpi="http://schemas.microsoft.com/office/word/2010/wordprocessingInk" xmlns:wne="http://schemas.microsoft.com/office/word/2006/wordml" xmlns:wps="http://schemas.microsoft.com/office/word/2010/wordprocessingShape" mc:Ignorable="w14 w15 w16se w16cid w16 w16cex w16sdtdh w16sdtfl w16du wp14">
   <w:footnote w:type="separator" w:id="-1">
     <w:p>
       <w:pPr>
@@ -6354,7 +6363,7 @@
 </file>
 
 <file path=word/header1.xml><?xml version="1.0" encoding="utf-8"?>
-<w:hdr xmlns:wpc="http://schemas.microsoft.com/office/word/2010/wordprocessingCanvas" xmlns:cx="http://schemas.microsoft.com/office/drawing/2014/chartex" xmlns:cx1="http://schemas.microsoft.com/office/drawing/2015/9/8/chartex" xmlns:cx2="http://schemas.microsoft.com/office/drawing/2015/10/21/chartex" xmlns:cx3="http://schemas.microsoft.com/office/drawing/2016/5/9/chartex" xmlns:cx4="http://schemas.microsoft.com/office/drawing/2016/5/10/chartex" xmlns:cx5="http://schemas.microsoft.com/office/drawing/2016/5/11/chartex" xmlns:cx6="http://schemas.microsoft.com/office/drawing/2016/5/12/chartex" xmlns:cx7="http://schemas.microsoft.com/office/drawing/2016/5/13/chartex" xmlns:cx8="http://schemas.microsoft.com/office/drawing/2016/5/14/chartex" xmlns:mc="http://schemas.openxmlformats.org/markup-compatibility/2006" xmlns:aink="http://schemas.microsoft.com/office/drawing/2016/ink" xmlns:am3d="http://schemas.microsoft.com/office/drawing/2017/model3d" xmlns:o="urn:schemas-microsoft-com:office:office" xmlns:r="http://schemas.openxmlformats.org/officeDocument/2006/relationships" xmlns:m="http://schemas.openxmlformats.org/officeDocument/2006/math" xmlns:v="urn:schemas-microsoft-com:vml" xmlns:wp14="http://schemas.microsoft.com/office/word/2010/wordprocessingDrawing" xmlns:wp="http://schemas.openxmlformats.org/drawingml/2006/wordprocessingDrawing" xmlns:w10="urn:schemas-microsoft-com:office:word" xmlns:w="http://schemas.openxmlformats.org/wordprocessingml/2006/main" xmlns:w14="http://schemas.microsoft.com/office/word/2010/wordml" xmlns:w15="http://schemas.microsoft.com/office/word/2012/wordml" xmlns:w16cex="http://schemas.microsoft.com/office/word/2018/wordml/cex" xmlns:w16cid="http://schemas.microsoft.com/office/word/2016/wordml/cid" xmlns:w16="http://schemas.microsoft.com/office/word/2018/wordml" xmlns:w16sdtdh="http://schemas.microsoft.com/office/word/2020/wordml/sdtdatahash" xmlns:w16se="http://schemas.microsoft.com/office/word/2015/wordml/symex" xmlns:wpg="http://schemas.microsoft.com/office/word/2010/wordprocessingGroup" xmlns:wpi="http://schemas.microsoft.com/office/word/2010/wordprocessingInk" xmlns:wne="http://schemas.microsoft.com/office/word/2006/wordml" xmlns:wps="http://schemas.microsoft.com/office/word/2010/wordprocessingShape" mc:Ignorable="w14 w15 w16se w16cid w16 w16cex w16sdtdh wp14">
+<w:hdr xmlns:wpc="http://schemas.microsoft.com/office/word/2010/wordprocessingCanvas" xmlns:cx="http://schemas.microsoft.com/office/drawing/2014/chartex" xmlns:cx1="http://schemas.microsoft.com/office/drawing/2015/9/8/chartex" xmlns:cx2="http://schemas.microsoft.com/office/drawing/2015/10/21/chartex" xmlns:cx3="http://schemas.microsoft.com/office/drawing/2016/5/9/chartex" xmlns:cx4="http://schemas.microsoft.com/office/drawing/2016/5/10/chartex" xmlns:cx5="http://schemas.microsoft.com/office/drawing/2016/5/11/chartex" xmlns:cx6="http://schemas.microsoft.com/office/drawing/2016/5/12/chartex" xmlns:cx7="http://schemas.microsoft.com/office/drawing/2016/5/13/chartex" xmlns:cx8="http://schemas.microsoft.com/office/drawing/2016/5/14/chartex" xmlns:mc="http://schemas.openxmlformats.org/markup-compatibility/2006" xmlns:aink="http://schemas.microsoft.com/office/drawing/2016/ink" xmlns:am3d="http://schemas.microsoft.com/office/drawing/2017/model3d" xmlns:o="urn:schemas-microsoft-com:office:office" xmlns:oel="http://schemas.microsoft.com/office/2019/extlst" xmlns:r="http://schemas.openxmlformats.org/officeDocument/2006/relationships" xmlns:m="http://schemas.openxmlformats.org/officeDocument/2006/math" xmlns:v="urn:schemas-microsoft-com:vml" xmlns:wp14="http://schemas.microsoft.com/office/word/2010/wordprocessingDrawing" xmlns:wp="http://schemas.openxmlformats.org/drawingml/2006/wordprocessingDrawing" xmlns:w10="urn:schemas-microsoft-com:office:word" xmlns:w="http://schemas.openxmlformats.org/wordprocessingml/2006/main" xmlns:w14="http://schemas.microsoft.com/office/word/2010/wordml" xmlns:w15="http://schemas.microsoft.com/office/word/2012/wordml" xmlns:w16cex="http://schemas.microsoft.com/office/word/2018/wordml/cex" xmlns:w16cid="http://schemas.microsoft.com/office/word/2016/wordml/cid" xmlns:w16="http://schemas.microsoft.com/office/word/2018/wordml" xmlns:w16du="http://schemas.microsoft.com/office/word/2023/wordml/word16du" xmlns:w16sdtdh="http://schemas.microsoft.com/office/word/2020/wordml/sdtdatahash" xmlns:w16sdtfl="http://schemas.microsoft.com/office/word/2024/wordml/sdtformatlock" xmlns:w16se="http://schemas.microsoft.com/office/word/2015/wordml/symex" xmlns:wpg="http://schemas.microsoft.com/office/word/2010/wordprocessingGroup" xmlns:wpi="http://schemas.microsoft.com/office/word/2010/wordprocessingInk" xmlns:wne="http://schemas.microsoft.com/office/word/2006/wordml" xmlns:wps="http://schemas.microsoft.com/office/word/2010/wordprocessingShape" mc:Ignorable="w14 w15 w16se w16cid w16 w16cex w16sdtdh w16sdtfl w16du wp14">
   <w:p>
     <w:pPr>
       <w:pStyle w:val="Encabezado"/>
@@ -6383,7 +6392,7 @@
           <v:path o:extrusionok="f" gradientshapeok="t" o:connecttype="rect"/>
           <o:lock v:ext="edit" aspectratio="t"/>
         </v:shapetype>
-        <v:shape id="WordPictureWatermark257455813" o:spid="_x0000_s2066" type="#_x0000_t75" style="position:absolute;margin-left:0;margin-top:0;width:518.4pt;height:213.8pt;z-index:-251657216;mso-position-horizontal:center;mso-position-horizontal-relative:margin;mso-position-vertical:center;mso-position-vertical-relative:margin" o:allowincell="f">
+        <v:shape id="WordPictureWatermark257455813" o:spid="_x0000_s1042" type="#_x0000_t75" style="position:absolute;margin-left:0;margin-top:0;width:518.4pt;height:213.8pt;z-index:-251657216;mso-position-horizontal:center;mso-position-horizontal-relative:margin;mso-position-vertical:center;mso-position-vertical-relative:margin" o:allowincell="f">
           <v:imagedata r:id="rId1" o:title="LOGO ANTIOCAR - copia" gain="19661f" blacklevel="22938f"/>
           <w10:wrap anchorx="margin" anchory="margin"/>
         </v:shape>
@@ -6394,7 +6403,7 @@
 </file>
 
 <file path=word/header2.xml><?xml version="1.0" encoding="utf-8"?>
-<w:hdr xmlns:wpc="http://schemas.microsoft.com/office/word/2010/wordprocessingCanvas" xmlns:cx="http://schemas.microsoft.com/office/drawing/2014/chartex" xmlns:cx1="http://schemas.microsoft.com/office/drawing/2015/9/8/chartex" xmlns:cx2="http://schemas.microsoft.com/office/drawing/2015/10/21/chartex" xmlns:cx3="http://schemas.microsoft.com/office/drawing/2016/5/9/chartex" xmlns:cx4="http://schemas.microsoft.com/office/drawing/2016/5/10/chartex" xmlns:cx5="http://schemas.microsoft.com/office/drawing/2016/5/11/chartex" xmlns:cx6="http://schemas.microsoft.com/office/drawing/2016/5/12/chartex" xmlns:cx7="http://schemas.microsoft.com/office/drawing/2016/5/13/chartex" xmlns:cx8="http://schemas.microsoft.com/office/drawing/2016/5/14/chartex" xmlns:mc="http://schemas.openxmlformats.org/markup-compatibility/2006" xmlns:aink="http://schemas.microsoft.com/office/drawing/2016/ink" xmlns:am3d="http://schemas.microsoft.com/office/drawing/2017/model3d" xmlns:o="urn:schemas-microsoft-com:office:office" xmlns:r="http://schemas.openxmlformats.org/officeDocument/2006/relationships" xmlns:m="http://schemas.openxmlformats.org/officeDocument/2006/math" xmlns:v="urn:schemas-microsoft-com:vml" xmlns:wp14="http://schemas.microsoft.com/office/word/2010/wordprocessingDrawing" xmlns:wp="http://schemas.openxmlformats.org/drawingml/2006/wordprocessingDrawing" xmlns:w10="urn:schemas-microsoft-com:office:word" xmlns:w="http://schemas.openxmlformats.org/wordprocessingml/2006/main" xmlns:w14="http://schemas.microsoft.com/office/word/2010/wordml" xmlns:w15="http://schemas.microsoft.com/office/word/2012/wordml" xmlns:w16cex="http://schemas.microsoft.com/office/word/2018/wordml/cex" xmlns:w16cid="http://schemas.microsoft.com/office/word/2016/wordml/cid" xmlns:w16="http://schemas.microsoft.com/office/word/2018/wordml" xmlns:w16sdtdh="http://schemas.microsoft.com/office/word/2020/wordml/sdtdatahash" xmlns:w16se="http://schemas.microsoft.com/office/word/2015/wordml/symex" xmlns:wpg="http://schemas.microsoft.com/office/word/2010/wordprocessingGroup" xmlns:wpi="http://schemas.microsoft.com/office/word/2010/wordprocessingInk" xmlns:wne="http://schemas.microsoft.com/office/word/2006/wordml" xmlns:wps="http://schemas.microsoft.com/office/word/2010/wordprocessingShape" mc:Ignorable="w14 w15 w16se w16cid w16 w16cex w16sdtdh wp14">
+<w:hdr xmlns:wpc="http://schemas.microsoft.com/office/word/2010/wordprocessingCanvas" xmlns:cx="http://schemas.microsoft.com/office/drawing/2014/chartex" xmlns:cx1="http://schemas.microsoft.com/office/drawing/2015/9/8/chartex" xmlns:cx2="http://schemas.microsoft.com/office/drawing/2015/10/21/chartex" xmlns:cx3="http://schemas.microsoft.com/office/drawing/2016/5/9/chartex" xmlns:cx4="http://schemas.microsoft.com/office/drawing/2016/5/10/chartex" xmlns:cx5="http://schemas.microsoft.com/office/drawing/2016/5/11/chartex" xmlns:cx6="http://schemas.microsoft.com/office/drawing/2016/5/12/chartex" xmlns:cx7="http://schemas.microsoft.com/office/drawing/2016/5/13/chartex" xmlns:cx8="http://schemas.microsoft.com/office/drawing/2016/5/14/chartex" xmlns:mc="http://schemas.openxmlformats.org/markup-compatibility/2006" xmlns:aink="http://schemas.microsoft.com/office/drawing/2016/ink" xmlns:am3d="http://schemas.microsoft.com/office/drawing/2017/model3d" xmlns:o="urn:schemas-microsoft-com:office:office" xmlns:oel="http://schemas.microsoft.com/office/2019/extlst" xmlns:r="http://schemas.openxmlformats.org/officeDocument/2006/relationships" xmlns:m="http://schemas.openxmlformats.org/officeDocument/2006/math" xmlns:v="urn:schemas-microsoft-com:vml" xmlns:wp14="http://schemas.microsoft.com/office/word/2010/wordprocessingDrawing" xmlns:wp="http://schemas.openxmlformats.org/drawingml/2006/wordprocessingDrawing" xmlns:w10="urn:schemas-microsoft-com:office:word" xmlns:w="http://schemas.openxmlformats.org/wordprocessingml/2006/main" xmlns:w14="http://schemas.microsoft.com/office/word/2010/wordml" xmlns:w15="http://schemas.microsoft.com/office/word/2012/wordml" xmlns:w16cex="http://schemas.microsoft.com/office/word/2018/wordml/cex" xmlns:w16cid="http://schemas.microsoft.com/office/word/2016/wordml/cid" xmlns:w16="http://schemas.microsoft.com/office/word/2018/wordml" xmlns:w16du="http://schemas.microsoft.com/office/word/2023/wordml/word16du" xmlns:w16sdtdh="http://schemas.microsoft.com/office/word/2020/wordml/sdtdatahash" xmlns:w16sdtfl="http://schemas.microsoft.com/office/word/2024/wordml/sdtformatlock" xmlns:w16se="http://schemas.microsoft.com/office/word/2015/wordml/symex" xmlns:wpg="http://schemas.microsoft.com/office/word/2010/wordprocessingGroup" xmlns:wpi="http://schemas.microsoft.com/office/word/2010/wordprocessingInk" xmlns:wne="http://schemas.microsoft.com/office/word/2006/wordml" xmlns:wps="http://schemas.microsoft.com/office/word/2010/wordprocessingShape" mc:Ignorable="w14 w15 w16se w16cid w16 w16cex w16sdtdh w16sdtfl w16du wp14">
   <w:p>
     <w:pPr>
       <w:pStyle w:val="Encabezado"/>
@@ -6423,7 +6432,7 @@
           <v:path o:extrusionok="f" gradientshapeok="t" o:connecttype="rect"/>
           <o:lock v:ext="edit" aspectratio="t"/>
         </v:shapetype>
-        <v:shape id="WordPictureWatermark257455814" o:spid="_x0000_s2067" type="#_x0000_t75" style="position:absolute;margin-left:0;margin-top:0;width:518.4pt;height:213.8pt;z-index:-251656192;mso-position-horizontal:center;mso-position-horizontal-relative:margin;mso-position-vertical:center;mso-position-vertical-relative:margin" o:allowincell="f">
+        <v:shape id="WordPictureWatermark257455814" o:spid="_x0000_s1043" type="#_x0000_t75" style="position:absolute;margin-left:0;margin-top:0;width:518.4pt;height:213.8pt;z-index:-251656192;mso-position-horizontal:center;mso-position-horizontal-relative:margin;mso-position-vertical:center;mso-position-vertical-relative:margin" o:allowincell="f">
           <v:imagedata r:id="rId1" o:title="LOGO ANTIOCAR - copia" gain="19661f" blacklevel="22938f"/>
           <w10:wrap anchorx="margin" anchory="margin"/>
         </v:shape>
@@ -6434,7 +6443,7 @@
 </file>
 
 <file path=word/header3.xml><?xml version="1.0" encoding="utf-8"?>
-<w:hdr xmlns:wpc="http://schemas.microsoft.com/office/word/2010/wordprocessingCanvas" xmlns:cx="http://schemas.microsoft.com/office/drawing/2014/chartex" xmlns:cx1="http://schemas.microsoft.com/office/drawing/2015/9/8/chartex" xmlns:cx2="http://schemas.microsoft.com/office/drawing/2015/10/21/chartex" xmlns:cx3="http://schemas.microsoft.com/office/drawing/2016/5/9/chartex" xmlns:cx4="http://schemas.microsoft.com/office/drawing/2016/5/10/chartex" xmlns:cx5="http://schemas.microsoft.com/office/drawing/2016/5/11/chartex" xmlns:cx6="http://schemas.microsoft.com/office/drawing/2016/5/12/chartex" xmlns:cx7="http://schemas.microsoft.com/office/drawing/2016/5/13/chartex" xmlns:cx8="http://schemas.microsoft.com/office/drawing/2016/5/14/chartex" xmlns:mc="http://schemas.openxmlformats.org/markup-compatibility/2006" xmlns:aink="http://schemas.microsoft.com/office/drawing/2016/ink" xmlns:am3d="http://schemas.microsoft.com/office/drawing/2017/model3d" xmlns:o="urn:schemas-microsoft-com:office:office" xmlns:r="http://schemas.openxmlformats.org/officeDocument/2006/relationships" xmlns:m="http://schemas.openxmlformats.org/officeDocument/2006/math" xmlns:v="urn:schemas-microsoft-com:vml" xmlns:wp14="http://schemas.microsoft.com/office/word/2010/wordprocessingDrawing" xmlns:wp="http://schemas.openxmlformats.org/drawingml/2006/wordprocessingDrawing" xmlns:w10="urn:schemas-microsoft-com:office:word" xmlns:w="http://schemas.openxmlformats.org/wordprocessingml/2006/main" xmlns:w14="http://schemas.microsoft.com/office/word/2010/wordml" xmlns:w15="http://schemas.microsoft.com/office/word/2012/wordml" xmlns:w16cex="http://schemas.microsoft.com/office/word/2018/wordml/cex" xmlns:w16cid="http://schemas.microsoft.com/office/word/2016/wordml/cid" xmlns:w16="http://schemas.microsoft.com/office/word/2018/wordml" xmlns:w16sdtdh="http://schemas.microsoft.com/office/word/2020/wordml/sdtdatahash" xmlns:w16se="http://schemas.microsoft.com/office/word/2015/wordml/symex" xmlns:wpg="http://schemas.microsoft.com/office/word/2010/wordprocessingGroup" xmlns:wpi="http://schemas.microsoft.com/office/word/2010/wordprocessingInk" xmlns:wne="http://schemas.microsoft.com/office/word/2006/wordml" xmlns:wps="http://schemas.microsoft.com/office/word/2010/wordprocessingShape" mc:Ignorable="w14 w15 w16se w16cid w16 w16cex w16sdtdh wp14">
+<w:hdr xmlns:wpc="http://schemas.microsoft.com/office/word/2010/wordprocessingCanvas" xmlns:cx="http://schemas.microsoft.com/office/drawing/2014/chartex" xmlns:cx1="http://schemas.microsoft.com/office/drawing/2015/9/8/chartex" xmlns:cx2="http://schemas.microsoft.com/office/drawing/2015/10/21/chartex" xmlns:cx3="http://schemas.microsoft.com/office/drawing/2016/5/9/chartex" xmlns:cx4="http://schemas.microsoft.com/office/drawing/2016/5/10/chartex" xmlns:cx5="http://schemas.microsoft.com/office/drawing/2016/5/11/chartex" xmlns:cx6="http://schemas.microsoft.com/office/drawing/2016/5/12/chartex" xmlns:cx7="http://schemas.microsoft.com/office/drawing/2016/5/13/chartex" xmlns:cx8="http://schemas.microsoft.com/office/drawing/2016/5/14/chartex" xmlns:mc="http://schemas.openxmlformats.org/markup-compatibility/2006" xmlns:aink="http://schemas.microsoft.com/office/drawing/2016/ink" xmlns:am3d="http://schemas.microsoft.com/office/drawing/2017/model3d" xmlns:o="urn:schemas-microsoft-com:office:office" xmlns:oel="http://schemas.microsoft.com/office/2019/extlst" xmlns:r="http://schemas.openxmlformats.org/officeDocument/2006/relationships" xmlns:m="http://schemas.openxmlformats.org/officeDocument/2006/math" xmlns:v="urn:schemas-microsoft-com:vml" xmlns:wp14="http://schemas.microsoft.com/office/word/2010/wordprocessingDrawing" xmlns:wp="http://schemas.openxmlformats.org/drawingml/2006/wordprocessingDrawing" xmlns:w10="urn:schemas-microsoft-com:office:word" xmlns:w="http://schemas.openxmlformats.org/wordprocessingml/2006/main" xmlns:w14="http://schemas.microsoft.com/office/word/2010/wordml" xmlns:w15="http://schemas.microsoft.com/office/word/2012/wordml" xmlns:w16cex="http://schemas.microsoft.com/office/word/2018/wordml/cex" xmlns:w16cid="http://schemas.microsoft.com/office/word/2016/wordml/cid" xmlns:w16="http://schemas.microsoft.com/office/word/2018/wordml" xmlns:w16du="http://schemas.microsoft.com/office/word/2023/wordml/word16du" xmlns:w16sdtdh="http://schemas.microsoft.com/office/word/2020/wordml/sdtdatahash" xmlns:w16sdtfl="http://schemas.microsoft.com/office/word/2024/wordml/sdtformatlock" xmlns:w16se="http://schemas.microsoft.com/office/word/2015/wordml/symex" xmlns:wpg="http://schemas.microsoft.com/office/word/2010/wordprocessingGroup" xmlns:wpi="http://schemas.microsoft.com/office/word/2010/wordprocessingInk" xmlns:wne="http://schemas.microsoft.com/office/word/2006/wordml" xmlns:wps="http://schemas.microsoft.com/office/word/2010/wordprocessingShape" mc:Ignorable="w14 w15 w16se w16cid w16 w16cex w16sdtdh w16sdtfl w16du wp14">
   <w:p>
     <w:pPr>
       <w:pStyle w:val="Encabezado"/>
@@ -6463,7 +6472,7 @@
           <v:path o:extrusionok="f" gradientshapeok="t" o:connecttype="rect"/>
           <o:lock v:ext="edit" aspectratio="t"/>
         </v:shapetype>
-        <v:shape id="WordPictureWatermark257455812" o:spid="_x0000_s2065" type="#_x0000_t75" style="position:absolute;margin-left:0;margin-top:0;width:518.4pt;height:213.8pt;z-index:-251658240;mso-position-horizontal:center;mso-position-horizontal-relative:margin;mso-position-vertical:center;mso-position-vertical-relative:margin" o:allowincell="f">
+        <v:shape id="WordPictureWatermark257455812" o:spid="_x0000_s1041" type="#_x0000_t75" style="position:absolute;margin-left:0;margin-top:0;width:518.4pt;height:213.8pt;z-index:-251658240;mso-position-horizontal:center;mso-position-horizontal-relative:margin;mso-position-vertical:center;mso-position-vertical-relative:margin" o:allowincell="f">
           <v:imagedata r:id="rId1" o:title="LOGO ANTIOCAR - copia" gain="19661f" blacklevel="22938f"/>
           <w10:wrap anchorx="margin" anchory="margin"/>
         </v:shape>
@@ -6474,7 +6483,7 @@
 </file>
 
 <file path=word/numbering.xml><?xml version="1.0" encoding="utf-8"?>
-<w:numbering xmlns:wpc="http://schemas.microsoft.com/office/word/2010/wordprocessingCanvas" xmlns:cx="http://schemas.microsoft.com/office/drawing/2014/chartex" xmlns:cx1="http://schemas.microsoft.com/office/drawing/2015/9/8/chartex" xmlns:cx2="http://schemas.microsoft.com/office/drawing/2015/10/21/chartex" xmlns:cx3="http://schemas.microsoft.com/office/drawing/2016/5/9/chartex" xmlns:cx4="http://schemas.microsoft.com/office/drawing/2016/5/10/chartex" xmlns:cx5="http://schemas.microsoft.com/office/drawing/2016/5/11/chartex" xmlns:cx6="http://schemas.microsoft.com/office/drawing/2016/5/12/chartex" xmlns:cx7="http://schemas.microsoft.com/office/drawing/2016/5/13/chartex" xmlns:cx8="http://schemas.microsoft.com/office/drawing/2016/5/14/chartex" xmlns:mc="http://schemas.openxmlformats.org/markup-compatibility/2006" xmlns:aink="http://schemas.microsoft.com/office/drawing/2016/ink" xmlns:am3d="http://schemas.microsoft.com/office/drawing/2017/model3d" xmlns:o="urn:schemas-microsoft-com:office:office" xmlns:r="http://schemas.openxmlformats.org/officeDocument/2006/relationships" xmlns:m="http://schemas.openxmlformats.org/officeDocument/2006/math" xmlns:v="urn:schemas-microsoft-com:vml" xmlns:wp14="http://schemas.microsoft.com/office/word/2010/wordprocessingDrawing" xmlns:wp="http://schemas.openxmlformats.org/drawingml/2006/wordprocessingDrawing" xmlns:w10="urn:schemas-microsoft-com:office:word" xmlns:w="http://schemas.openxmlformats.org/wordprocessingml/2006/main" xmlns:w14="http://schemas.microsoft.com/office/word/2010/wordml" xmlns:w15="http://schemas.microsoft.com/office/word/2012/wordml" xmlns:w16cex="http://schemas.microsoft.com/office/word/2018/wordml/cex" xmlns:w16cid="http://schemas.microsoft.com/office/word/2016/wordml/cid" xmlns:w16="http://schemas.microsoft.com/office/word/2018/wordml" xmlns:w16sdtdh="http://schemas.microsoft.com/office/word/2020/wordml/sdtdatahash" xmlns:w16se="http://schemas.microsoft.com/office/word/2015/wordml/symex" xmlns:wpg="http://schemas.microsoft.com/office/word/2010/wordprocessingGroup" xmlns:wpi="http://schemas.microsoft.com/office/word/2010/wordprocessingInk" xmlns:wne="http://schemas.microsoft.com/office/word/2006/wordml" xmlns:wps="http://schemas.microsoft.com/office/word/2010/wordprocessingShape" mc:Ignorable="w14 w15 w16se w16cid w16 w16cex w16sdtdh wp14">
+<w:numbering xmlns:wpc="http://schemas.microsoft.com/office/word/2010/wordprocessingCanvas" xmlns:cx="http://schemas.microsoft.com/office/drawing/2014/chartex" xmlns:cx1="http://schemas.microsoft.com/office/drawing/2015/9/8/chartex" xmlns:cx2="http://schemas.microsoft.com/office/drawing/2015/10/21/chartex" xmlns:cx3="http://schemas.microsoft.com/office/drawing/2016/5/9/chartex" xmlns:cx4="http://schemas.microsoft.com/office/drawing/2016/5/10/chartex" xmlns:cx5="http://schemas.microsoft.com/office/drawing/2016/5/11/chartex" xmlns:cx6="http://schemas.microsoft.com/office/drawing/2016/5/12/chartex" xmlns:cx7="http://schemas.microsoft.com/office/drawing/2016/5/13/chartex" xmlns:cx8="http://schemas.microsoft.com/office/drawing/2016/5/14/chartex" xmlns:mc="http://schemas.openxmlformats.org/markup-compatibility/2006" xmlns:aink="http://schemas.microsoft.com/office/drawing/2016/ink" xmlns:am3d="http://schemas.microsoft.com/office/drawing/2017/model3d" xmlns:o="urn:schemas-microsoft-com:office:office" xmlns:oel="http://schemas.microsoft.com/office/2019/extlst" xmlns:r="http://schemas.openxmlformats.org/officeDocument/2006/relationships" xmlns:m="http://schemas.openxmlformats.org/officeDocument/2006/math" xmlns:v="urn:schemas-microsoft-com:vml" xmlns:wp14="http://schemas.microsoft.com/office/word/2010/wordprocessingDrawing" xmlns:wp="http://schemas.openxmlformats.org/drawingml/2006/wordprocessingDrawing" xmlns:w10="urn:schemas-microsoft-com:office:word" xmlns:w="http://schemas.openxmlformats.org/wordprocessingml/2006/main" xmlns:w14="http://schemas.microsoft.com/office/word/2010/wordml" xmlns:w15="http://schemas.microsoft.com/office/word/2012/wordml" xmlns:w16cex="http://schemas.microsoft.com/office/word/2018/wordml/cex" xmlns:w16cid="http://schemas.microsoft.com/office/word/2016/wordml/cid" xmlns:w16="http://schemas.microsoft.com/office/word/2018/wordml" xmlns:w16du="http://schemas.microsoft.com/office/word/2023/wordml/word16du" xmlns:w16sdtdh="http://schemas.microsoft.com/office/word/2020/wordml/sdtdatahash" xmlns:w16sdtfl="http://schemas.microsoft.com/office/word/2024/wordml/sdtformatlock" xmlns:w16se="http://schemas.microsoft.com/office/word/2015/wordml/symex" xmlns:wpg="http://schemas.microsoft.com/office/word/2010/wordprocessingGroup" xmlns:wpi="http://schemas.microsoft.com/office/word/2010/wordprocessingInk" xmlns:wne="http://schemas.microsoft.com/office/word/2006/wordml" xmlns:wps="http://schemas.microsoft.com/office/word/2010/wordprocessingShape" mc:Ignorable="w14 w15 w16se w16cid w16 w16cex w16sdtdh w16sdtfl w16du wp14">
   <w:numPicBullet w:numPicBulletId="0">
     <w:pict>
       <v:shapetype id="_x0000_t75" coordsize="21600,21600" o:spt="75" o:preferrelative="t" path="m@4@5l@4@11@9@11@9@5xe" filled="f" stroked="f">
@@ -6496,14 +6505,14 @@
         <v:path o:extrusionok="f" gradientshapeok="t" o:connecttype="rect"/>
         <o:lock v:ext="edit" aspectratio="t"/>
       </v:shapetype>
-      <v:shape id="_x0000_i1042" type="#_x0000_t75" alt="Marcador" style="width:7.5pt;height:12.75pt;visibility:visible" o:gfxdata="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" o:bullet="t">
+      <v:shape id="_x0000_i1030" type="#_x0000_t75" alt="Marcador" style="width:7.5pt;height:12.75pt;visibility:visible" o:gfxdata="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" o:bullet="t">
         <v:imagedata r:id="rId1" o:title="" croptop="-4981f" cropbottom="-4194f" cropleft="-28512f" cropright="-27235f"/>
       </v:shape>
     </w:pict>
   </w:numPicBullet>
   <w:numPicBullet w:numPicBulletId="1">
     <w:pict>
-      <v:shape id="_x0000_i1043" type="#_x0000_t75" alt="Smartphone" style="width:8.25pt;height:12pt;visibility:visible" o:gfxdata="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" o:bullet="t">
+      <v:shape id="_x0000_i1031" type="#_x0000_t75" alt="Smartphone" style="width:8.25pt;height:12pt;visibility:visible" o:gfxdata="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" o:bullet="t">
         <v:imagedata r:id="rId2" o:title="" cropleft="-15185f" cropright="-15185f"/>
       </v:shape>
     </w:pict>
@@ -6651,14 +6660,14 @@
       </w:rPr>
     </w:lvl>
   </w:abstractNum>
-  <w:num w:numId="1">
+  <w:num w:numId="1" w16cid:durableId="1925139771">
     <w:abstractNumId w:val="0"/>
   </w:num>
 </w:numbering>
 </file>
 
 <file path=word/styles.xml><?xml version="1.0" encoding="utf-8"?>
-<w:styles xmlns:mc="http://schemas.openxmlformats.org/markup-compatibility/2006" xmlns:r="http://schemas.openxmlformats.org/officeDocument/2006/relationships" xmlns:w="http://schemas.openxmlformats.org/wordprocessingml/2006/main" xmlns:w14="http://schemas.microsoft.com/office/word/2010/wordml" xmlns:w15="http://schemas.microsoft.com/office/word/2012/wordml" xmlns:w16cex="http://schemas.microsoft.com/office/word/2018/wordml/cex" xmlns:w16cid="http://schemas.microsoft.com/office/word/2016/wordml/cid" xmlns:w16="http://schemas.microsoft.com/office/word/2018/wordml" xmlns:w16sdtdh="http://schemas.microsoft.com/office/word/2020/wordml/sdtdatahash" xmlns:w16se="http://schemas.microsoft.com/office/word/2015/wordml/symex" mc:Ignorable="w14 w15 w16se w16cid w16 w16cex w16sdtdh">
+<w:styles xmlns:mc="http://schemas.openxmlformats.org/markup-compatibility/2006" xmlns:r="http://schemas.openxmlformats.org/officeDocument/2006/relationships" xmlns:w="http://schemas.openxmlformats.org/wordprocessingml/2006/main" xmlns:w14="http://schemas.microsoft.com/office/word/2010/wordml" xmlns:w15="http://schemas.microsoft.com/office/word/2012/wordml" xmlns:w16cex="http://schemas.microsoft.com/office/word/2018/wordml/cex" xmlns:w16cid="http://schemas.microsoft.com/office/word/2016/wordml/cid" xmlns:w16="http://schemas.microsoft.com/office/word/2018/wordml" xmlns:w16du="http://schemas.microsoft.com/office/word/2023/wordml/word16du" xmlns:w16sdtdh="http://schemas.microsoft.com/office/word/2020/wordml/sdtdatahash" xmlns:w16sdtfl="http://schemas.microsoft.com/office/word/2024/wordml/sdtformatlock" xmlns:w16se="http://schemas.microsoft.com/office/word/2015/wordml/symex" mc:Ignorable="w14 w15 w16se w16cid w16 w16cex w16sdtdh w16sdtfl w16du">
   <w:docDefaults>
     <w:rPrDefault>
       <w:rPr>

--- a/src/assets/contrato-template.docx
+++ b/src/assets/contrato-template.docx
@@ -738,6 +738,260 @@
         </w:rPr>
       </w:pPr>
     </w:p>
+    <w:tbl>
+      <w:tblPr>
+        <w:tblStyle w:val="Tablaconcuadrcula"/>
+        <w:tblW w:w="0" w:type="auto"/>
+        <w:tblInd w:w="38" w:type="dxa"/>
+        <w:tblBorders>
+          <w:top w:val="none" w:sz="0" w:space="0" w:color="auto"/>
+          <w:left w:val="none" w:sz="0" w:space="0" w:color="auto"/>
+          <w:bottom w:val="none" w:sz="0" w:space="0" w:color="auto"/>
+          <w:right w:val="none" w:sz="0" w:space="0" w:color="auto"/>
+          <w:insideH w:val="none" w:sz="0" w:space="0" w:color="auto"/>
+          <w:insideV w:val="none" w:sz="0" w:space="0" w:color="auto"/>
+        </w:tblBorders>
+        <w:tblLook w:val="04A0" w:firstRow="1" w:lastRow="0" w:firstColumn="1" w:lastColumn="0" w:noHBand="0" w:noVBand="1"/>
+      </w:tblPr>
+      <w:tblGrid>
+        <w:gridCol w:w="4890"/>
+        <w:gridCol w:w="4088"/>
+      </w:tblGrid>
+      <w:tr>
+        <w:tc>
+          <w:tcPr>
+            <w:tcW w:w="4890" w:type="dxa"/>
+          </w:tcPr>
+          <w:p>
+            <w:pPr>
+              <w:pStyle w:val="Sinespaciado"/>
+              <w:jc w:val="both"/>
+              <w:rPr>
+                <w:b/>
+                <w:bCs/>
+                <w:sz w:val="18"/>
+                <w:szCs w:val="18"/>
+                <w:lang w:val="es-ES"/>
+              </w:rPr>
+            </w:pPr>
+            <w:r>
+              <w:rPr>
+                <w:b/>
+                <w:bCs/>
+                <w:sz w:val="18"/>
+                <w:szCs w:val="18"/>
+                <w:lang w:val="es-ES"/>
+              </w:rPr>
+              <w:t>Nombre</w:t>
+            </w:r>
+            <w:r>
+              <w:rPr>
+                <w:b/>
+                <w:bCs/>
+                <w:sz w:val="18"/>
+                <w:szCs w:val="18"/>
+                <w:lang w:val="es-ES"/>
+              </w:rPr>
+              <w:t>:</w:t>
+            </w:r>
+          </w:p>
+        </w:tc>
+        <w:tc>
+          <w:tcPr>
+            <w:tcW w:w="4088" w:type="dxa"/>
+          </w:tcPr>
+          <w:p>
+            <w:pPr>
+              <w:pStyle w:val="Sinespaciado"/>
+              <w:jc w:val="both"/>
+              <w:rPr>
+                <w:b/>
+                <w:bCs/>
+                <w:sz w:val="18"/>
+                <w:szCs w:val="18"/>
+                <w:lang w:val="es-ES"/>
+              </w:rPr>
+            </w:pPr>
+            <w:r>
+              <w:rPr>
+                <w:b/>
+                <w:bCs/>
+                <w:sz w:val="18"/>
+                <w:szCs w:val="18"/>
+                <w:lang w:val="es-ES"/>
+              </w:rPr>
+              <w:t>Nombre</w:t>
+            </w:r>
+            <w:r>
+              <w:rPr>
+                <w:b/>
+                <w:bCs/>
+                <w:sz w:val="18"/>
+                <w:szCs w:val="18"/>
+                <w:lang w:val="es-ES"/>
+              </w:rPr>
+              <w:t>:</w:t>
+            </w:r>
+          </w:p>
+        </w:tc>
+      </w:tr>
+      <w:tr>
+        <w:tc>
+          <w:tcPr>
+            <w:tcW w:w="4890" w:type="dxa"/>
+          </w:tcPr>
+          <w:p>
+            <w:pPr>
+              <w:pStyle w:val="Sinespaciado"/>
+              <w:jc w:val="both"/>
+              <w:rPr>
+                <w:b/>
+                <w:bCs/>
+                <w:sz w:val="18"/>
+                <w:szCs w:val="18"/>
+                <w:lang w:val="es-ES"/>
+              </w:rPr>
+            </w:pPr>
+            <w:r>
+              <w:rPr>
+                <w:b/>
+                <w:bCs/>
+                <w:sz w:val="18"/>
+                <w:szCs w:val="18"/>
+                <w:lang w:val="es-ES"/>
+              </w:rPr>
+              <w:t>Dirección</w:t>
+            </w:r>
+            <w:r>
+              <w:rPr>
+                <w:b/>
+                <w:bCs/>
+                <w:sz w:val="18"/>
+                <w:szCs w:val="18"/>
+                <w:lang w:val="es-ES"/>
+              </w:rPr>
+              <w:t>:</w:t>
+            </w:r>
+          </w:p>
+        </w:tc>
+        <w:tc>
+          <w:tcPr>
+            <w:tcW w:w="4088" w:type="dxa"/>
+          </w:tcPr>
+          <w:p>
+            <w:pPr>
+              <w:pStyle w:val="Sinespaciado"/>
+              <w:jc w:val="both"/>
+              <w:rPr>
+                <w:b/>
+                <w:bCs/>
+                <w:sz w:val="18"/>
+                <w:szCs w:val="18"/>
+                <w:lang w:val="es-ES"/>
+              </w:rPr>
+            </w:pPr>
+            <w:r>
+              <w:rPr>
+                <w:b/>
+                <w:bCs/>
+                <w:sz w:val="18"/>
+                <w:szCs w:val="18"/>
+                <w:lang w:val="es-ES"/>
+              </w:rPr>
+              <w:t>Dirección</w:t>
+            </w:r>
+            <w:r>
+              <w:rPr>
+                <w:b/>
+                <w:bCs/>
+                <w:sz w:val="18"/>
+                <w:szCs w:val="18"/>
+                <w:lang w:val="es-ES"/>
+              </w:rPr>
+              <w:t>:</w:t>
+            </w:r>
+          </w:p>
+        </w:tc>
+      </w:tr>
+      <w:tr>
+        <w:tc>
+          <w:tcPr>
+            <w:tcW w:w="4890" w:type="dxa"/>
+          </w:tcPr>
+          <w:p>
+            <w:pPr>
+              <w:pStyle w:val="Sinespaciado"/>
+              <w:jc w:val="both"/>
+              <w:rPr>
+                <w:b/>
+                <w:bCs/>
+                <w:sz w:val="18"/>
+                <w:szCs w:val="18"/>
+                <w:lang w:val="es-ES"/>
+              </w:rPr>
+            </w:pPr>
+            <w:r>
+              <w:rPr>
+                <w:b/>
+                <w:bCs/>
+                <w:sz w:val="18"/>
+                <w:szCs w:val="18"/>
+                <w:lang w:val="es-ES"/>
+              </w:rPr>
+              <w:t>Teléfono</w:t>
+            </w:r>
+            <w:r>
+              <w:rPr>
+                <w:b/>
+                <w:bCs/>
+                <w:sz w:val="18"/>
+                <w:szCs w:val="18"/>
+                <w:lang w:val="es-ES"/>
+              </w:rPr>
+              <w:t>:</w:t>
+            </w:r>
+          </w:p>
+        </w:tc>
+        <w:tc>
+          <w:tcPr>
+            <w:tcW w:w="4088" w:type="dxa"/>
+          </w:tcPr>
+          <w:p>
+            <w:pPr>
+              <w:pStyle w:val="Sinespaciado"/>
+              <w:jc w:val="both"/>
+              <w:rPr>
+                <w:b/>
+                <w:bCs/>
+                <w:sz w:val="18"/>
+                <w:szCs w:val="18"/>
+                <w:lang w:val="es-ES"/>
+              </w:rPr>
+            </w:pPr>
+            <w:r>
+              <w:rPr>
+                <w:b/>
+                <w:bCs/>
+                <w:sz w:val="18"/>
+                <w:szCs w:val="18"/>
+                <w:lang w:val="es-ES"/>
+              </w:rPr>
+              <w:t>Teléfono</w:t>
+            </w:r>
+            <w:r>
+              <w:rPr>
+                <w:b/>
+                <w:bCs/>
+                <w:sz w:val="18"/>
+                <w:szCs w:val="18"/>
+                <w:lang w:val="es-ES"/>
+              </w:rPr>
+              <w:t>:</w:t>
+            </w:r>
+          </w:p>
+        </w:tc>
+      </w:tr>
+    </w:tbl>
     <w:p>
       <w:pPr>
         <w:pStyle w:val="Sinespaciado"/>
@@ -758,16 +1012,6 @@
           <w:szCs w:val="18"/>
           <w:lang w:val="es-ES"/>
         </w:rPr>
-        <w:t>Nombre</w:t>
-      </w:r>
-      <w:r>
-        <w:rPr>
-          <w:b/>
-          <w:bCs/>
-          <w:sz w:val="18"/>
-          <w:szCs w:val="18"/>
-          <w:lang w:val="es-ES"/>
-        </w:rPr>
         <w:tab/>
       </w:r>
       <w:r>
@@ -818,239 +1062,8 @@
           <w:szCs w:val="18"/>
           <w:lang w:val="es-ES"/>
         </w:rPr>
-        <w:tab/>
-      </w:r>
-      <w:r>
-        <w:rPr>
-          <w:b/>
-          <w:bCs/>
-          <w:sz w:val="18"/>
-          <w:szCs w:val="18"/>
-          <w:lang w:val="es-ES"/>
-        </w:rPr>
-        <w:t xml:space="preserve">                 </w:t>
-      </w:r>
-      <w:r>
-        <w:rPr>
-          <w:b/>
-          <w:bCs/>
-          <w:sz w:val="18"/>
-          <w:szCs w:val="18"/>
-          <w:lang w:val="es-ES"/>
-        </w:rPr>
-        <w:t>Nombre:</w:t>
-      </w:r>
-      <w:r>
-        <w:rPr>
-          <w:b/>
-          <w:bCs/>
-          <w:sz w:val="18"/>
-          <w:szCs w:val="18"/>
-          <w:lang w:val="es-ES"/>
-        </w:rPr>
         <w:t xml:space="preserve"> </w:t>
       </w:r>
-      <w:r>
-        <w:rPr>
-          <w:b/>
-          <w:bCs/>
-          <w:sz w:val="18"/>
-          <w:szCs w:val="18"/>
-          <w:lang w:val="es-ES"/>
-        </w:rPr>
-        <w:t xml:space="preserve"> </w:t>
-      </w:r>
-    </w:p>
-    <w:p>
-      <w:pPr>
-        <w:pStyle w:val="Sinespaciado"/>
-        <w:jc w:val="both"/>
-        <w:rPr>
-          <w:b/>
-          <w:bCs/>
-          <w:sz w:val="18"/>
-          <w:szCs w:val="18"/>
-          <w:lang w:val="es-ES"/>
-        </w:rPr>
-      </w:pPr>
-      <w:r>
-        <w:rPr>
-          <w:b/>
-          <w:bCs/>
-          <w:sz w:val="18"/>
-          <w:szCs w:val="18"/>
-          <w:lang w:val="es-ES"/>
-        </w:rPr>
-        <w:t xml:space="preserve">Dirección: </w:t>
-      </w:r>
-      <w:r>
-        <w:rPr>
-          <w:b/>
-          <w:bCs/>
-          <w:sz w:val="18"/>
-          <w:szCs w:val="18"/>
-          <w:lang w:val="es-ES"/>
-        </w:rPr>
-        <w:tab/>
-      </w:r>
-      <w:r>
-        <w:rPr>
-          <w:b/>
-          <w:bCs/>
-          <w:sz w:val="18"/>
-          <w:szCs w:val="18"/>
-          <w:lang w:val="es-ES"/>
-        </w:rPr>
-        <w:tab/>
-      </w:r>
-      <w:r>
-        <w:rPr>
-          <w:b/>
-          <w:bCs/>
-          <w:sz w:val="18"/>
-          <w:szCs w:val="18"/>
-          <w:lang w:val="es-ES"/>
-        </w:rPr>
-        <w:tab/>
-      </w:r>
-      <w:r>
-        <w:rPr>
-          <w:b/>
-          <w:bCs/>
-          <w:sz w:val="18"/>
-          <w:szCs w:val="18"/>
-          <w:lang w:val="es-ES"/>
-        </w:rPr>
-        <w:tab/>
-      </w:r>
-      <w:r>
-        <w:rPr>
-          <w:b/>
-          <w:bCs/>
-          <w:sz w:val="18"/>
-          <w:szCs w:val="18"/>
-          <w:lang w:val="es-ES"/>
-        </w:rPr>
-        <w:tab/>
-      </w:r>
-      <w:r>
-        <w:rPr>
-          <w:b/>
-          <w:bCs/>
-          <w:sz w:val="18"/>
-          <w:szCs w:val="18"/>
-          <w:lang w:val="es-ES"/>
-        </w:rPr>
-        <w:tab/>
-        <w:t xml:space="preserve">Dirección: </w:t>
-      </w:r>
-    </w:p>
-    <w:p>
-      <w:pPr>
-        <w:pStyle w:val="Sinespaciado"/>
-        <w:jc w:val="both"/>
-        <w:rPr>
-          <w:i/>
-          <w:iCs/>
-          <w:sz w:val="18"/>
-          <w:szCs w:val="18"/>
-          <w:lang w:val="es-ES"/>
-        </w:rPr>
-      </w:pPr>
-      <w:r>
-        <w:rPr>
-          <w:b/>
-          <w:bCs/>
-          <w:sz w:val="18"/>
-          <w:szCs w:val="18"/>
-          <w:lang w:val="es-ES"/>
-        </w:rPr>
-        <w:t xml:space="preserve">Teléfono: </w:t>
-      </w:r>
-      <w:r>
-        <w:rPr>
-          <w:b/>
-          <w:bCs/>
-          <w:sz w:val="18"/>
-          <w:szCs w:val="18"/>
-          <w:lang w:val="es-ES"/>
-        </w:rPr>
-        <w:tab/>
-      </w:r>
-      <w:r>
-        <w:rPr>
-          <w:b/>
-          <w:bCs/>
-          <w:sz w:val="18"/>
-          <w:szCs w:val="18"/>
-          <w:lang w:val="es-ES"/>
-        </w:rPr>
-        <w:tab/>
-      </w:r>
-      <w:r>
-        <w:rPr>
-          <w:b/>
-          <w:bCs/>
-          <w:sz w:val="18"/>
-          <w:szCs w:val="18"/>
-          <w:lang w:val="es-ES"/>
-        </w:rPr>
-        <w:tab/>
-      </w:r>
-      <w:r>
-        <w:rPr>
-          <w:b/>
-          <w:bCs/>
-          <w:sz w:val="18"/>
-          <w:szCs w:val="18"/>
-          <w:lang w:val="es-ES"/>
-        </w:rPr>
-        <w:tab/>
-      </w:r>
-      <w:r>
-        <w:rPr>
-          <w:b/>
-          <w:bCs/>
-          <w:sz w:val="18"/>
-          <w:szCs w:val="18"/>
-          <w:lang w:val="es-ES"/>
-        </w:rPr>
-        <w:tab/>
-      </w:r>
-      <w:r>
-        <w:rPr>
-          <w:b/>
-          <w:bCs/>
-          <w:sz w:val="18"/>
-          <w:szCs w:val="18"/>
-          <w:lang w:val="es-ES"/>
-        </w:rPr>
-        <w:tab/>
-        <w:t xml:space="preserve">Teléfono: </w:t>
-      </w:r>
-      <w:r>
-        <w:rPr>
-          <w:b/>
-          <w:bCs/>
-          <w:sz w:val="18"/>
-          <w:szCs w:val="18"/>
-          <w:lang w:val="es-ES"/>
-        </w:rPr>
-        <w:t xml:space="preserve"> </w:t>
-      </w:r>
-    </w:p>
-    <w:p>
-      <w:pPr>
-        <w:pStyle w:val="Sinespaciado"/>
-        <w:jc w:val="both"/>
-        <w:rPr>
-          <w:b/>
-          <w:bCs/>
-          <w:sz w:val="18"/>
-          <w:szCs w:val="18"/>
-          <w:lang w:val="es-ES"/>
-        </w:rPr>
-      </w:pPr>
     </w:p>
     <w:p>
       <w:pPr>
@@ -6505,14 +6518,14 @@
         <v:path o:extrusionok="f" gradientshapeok="t" o:connecttype="rect"/>
         <o:lock v:ext="edit" aspectratio="t"/>
       </v:shapetype>
-      <v:shape id="_x0000_i1030" type="#_x0000_t75" alt="Marcador" style="width:7.5pt;height:12.75pt;visibility:visible" o:gfxdata="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" o:bullet="t">
+      <v:shape id="_x0000_i1104" type="#_x0000_t75" alt="Marcador" style="width:7.5pt;height:12.75pt;visibility:visible" o:gfxdata="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" o:bullet="t">
         <v:imagedata r:id="rId1" o:title="" croptop="-4981f" cropbottom="-4194f" cropleft="-28512f" cropright="-27235f"/>
       </v:shape>
     </w:pict>
   </w:numPicBullet>
   <w:numPicBullet w:numPicBulletId="1">
     <w:pict>
-      <v:shape id="_x0000_i1031" type="#_x0000_t75" alt="Smartphone" style="width:8.25pt;height:12pt;visibility:visible" o:gfxdata="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" o:bullet="t">
+      <v:shape id="_x0000_i1105" type="#_x0000_t75" alt="Smartphone" style="width:8.25pt;height:12pt;visibility:visible" o:gfxdata="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" o:bullet="t">
         <v:imagedata r:id="rId2" o:title="" cropleft="-15185f" cropright="-15185f"/>
       </v:shape>
     </w:pict>
